--- a/public/surender-resume.docx
+++ b/public/surender-resume.docx
@@ -1515,7 +1515,6 @@
                 <w:sz w:val="23"/>
               </w:rPr>
             </w:pPr>
-            <w:proofErr w:type="spellStart"/>
             <w:r>
               <w:rPr>
                 <w:b/>
@@ -1523,7 +1522,6 @@
               </w:rPr>
               <w:t>NielsenIq</w:t>
             </w:r>
-            <w:proofErr w:type="spellEnd"/>
             <w:r>
               <w:rPr>
                 <w:b/>
@@ -2283,23 +2281,7 @@
                   <w:color w:val="00AFEF"/>
                   <w:sz w:val="24"/>
                 </w:rPr>
-                <w:t>LIV</w:t>
-              </w:r>
-              <w:r>
-                <w:rPr>
-                  <w:b/>
-                  <w:color w:val="00AFEF"/>
-                  <w:sz w:val="24"/>
-                </w:rPr>
-                <w:t>E</w:t>
-              </w:r>
-              <w:r>
-                <w:rPr>
-                  <w:b/>
-                  <w:color w:val="00AFEF"/>
-                  <w:sz w:val="24"/>
-                </w:rPr>
-                <w:t xml:space="preserve"> </w:t>
+                <w:t xml:space="preserve">LIVE </w:t>
               </w:r>
               <w:r>
                 <w:rPr>
@@ -2749,35 +2731,25 @@
                 <w:sz w:val="24"/>
               </w:rPr>
             </w:pPr>
-            <w:r>
-              <w:fldChar w:fldCharType="begin"/>
-            </w:r>
-            <w:r>
-              <w:instrText xml:space="preserve">HYPERLINK "https://todo-react-ruby-eight.vercel.app/" \h </w:instrText>
-            </w:r>
-            <w:r>
-              <w:fldChar w:fldCharType="separate"/>
-            </w:r>
-            <w:r>
-              <w:rPr>
-                <w:b/>
-                <w:color w:val="00AFEF"/>
-                <w:sz w:val="24"/>
-              </w:rPr>
-              <w:t xml:space="preserve">LIVE </w:t>
-            </w:r>
-            <w:r>
-              <w:rPr>
-                <w:b/>
-                <w:color w:val="00AFEF"/>
-                <w:spacing w:val="-4"/>
-                <w:sz w:val="24"/>
-              </w:rPr>
-              <w:t>LINK</w:t>
-            </w:r>
-            <w:r>
-              <w:fldChar w:fldCharType="end"/>
-            </w:r>
+            <w:hyperlink r:id="rId12">
+              <w:r>
+                <w:rPr>
+                  <w:b/>
+                  <w:color w:val="00AFEF"/>
+                  <w:sz w:val="24"/>
+                </w:rPr>
+                <w:t xml:space="preserve">LIVE </w:t>
+              </w:r>
+              <w:r>
+                <w:rPr>
+                  <w:b/>
+                  <w:color w:val="00AFEF"/>
+                  <w:spacing w:val="-4"/>
+                  <w:sz w:val="24"/>
+                </w:rPr>
+                <w:t>LINK</w:t>
+              </w:r>
+            </w:hyperlink>
           </w:p>
         </w:tc>
       </w:tr>
@@ -2848,15 +2820,7 @@
           <w:color w:val="808080"/>
           <w:sz w:val="24"/>
         </w:rPr>
-        <w:t>TAILWIND</w:t>
-      </w:r>
-      <w:r>
-        <w:rPr>
-          <w:b/>
-          <w:color w:val="808080"/>
-          <w:sz w:val="24"/>
-        </w:rPr>
-        <w:t xml:space="preserve"> | AUTHENTICATION</w:t>
+        <w:t>TAILWIND | AUTHENTICATION</w:t>
       </w:r>
     </w:p>
     <w:p>
@@ -3119,7 +3083,7 @@
                 <w:sz w:val="24"/>
               </w:rPr>
             </w:pPr>
-            <w:hyperlink r:id="rId12">
+            <w:hyperlink r:id="rId13">
               <w:r>
                 <w:rPr>
                   <w:b/>

--- a/public/surender-resume.docx
+++ b/public/surender-resume.docx
@@ -1,6 +1,6 @@
 
 <file path=word/document.xml><?xml version="1.0" encoding="utf-8"?>
-<w:document xmlns:wpc="http://schemas.microsoft.com/office/word/2010/wordprocessingCanvas" xmlns:cx="http://schemas.microsoft.com/office/drawing/2014/chartex" xmlns:cx1="http://schemas.microsoft.com/office/drawing/2015/9/8/chartex" xmlns:cx2="http://schemas.microsoft.com/office/drawing/2015/10/21/chartex" xmlns:cx3="http://schemas.microsoft.com/office/drawing/2016/5/9/chartex" xmlns:cx4="http://schemas.microsoft.com/office/drawing/2016/5/10/chartex" xmlns:cx5="http://schemas.microsoft.com/office/drawing/2016/5/11/chartex" xmlns:cx6="http://schemas.microsoft.com/office/drawing/2016/5/12/chartex" xmlns:cx7="http://schemas.microsoft.com/office/drawing/2016/5/13/chartex" xmlns:cx8="http://schemas.microsoft.com/office/drawing/2016/5/14/chartex" xmlns:mc="http://schemas.openxmlformats.org/markup-compatibility/2006" xmlns:aink="http://schemas.microsoft.com/office/drawing/2016/ink" xmlns:am3d="http://schemas.microsoft.com/office/drawing/2017/model3d" xmlns:o="urn:schemas-microsoft-com:office:office" xmlns:oel="http://schemas.microsoft.com/office/2019/extlst" xmlns:r="http://schemas.openxmlformats.org/officeDocument/2006/relationships" xmlns:m="http://schemas.openxmlformats.org/officeDocument/2006/math" xmlns:v="urn:schemas-microsoft-com:vml" xmlns:wp14="http://schemas.microsoft.com/office/word/2010/wordprocessingDrawing" xmlns:wp="http://schemas.openxmlformats.org/drawingml/2006/wordprocessingDrawing" xmlns:w10="urn:schemas-microsoft-com:office:word" xmlns:w="http://schemas.openxmlformats.org/wordprocessingml/2006/main" xmlns:w14="http://schemas.microsoft.com/office/word/2010/wordml" xmlns:w15="http://schemas.microsoft.com/office/word/2012/wordml" xmlns:w16cei="http://schemas.microsoft.com/office/word/2026/wordml/cei" xmlns:w16cex="http://schemas.microsoft.com/office/word/2018/wordml/cex" xmlns:w16cid="http://schemas.microsoft.com/office/word/2016/wordml/cid" xmlns:w16="http://schemas.microsoft.com/office/word/2018/wordml" xmlns:w16du="http://schemas.microsoft.com/office/word/2023/wordml/word16du" xmlns:w16sdtdh="http://schemas.microsoft.com/office/word/2020/wordml/sdtdatahash" xmlns:w16sdtfl="http://schemas.microsoft.com/office/word/2024/wordml/sdtformatlock" xmlns:w16se="http://schemas.microsoft.com/office/word/2015/wordml/symex" xmlns:wpg="http://schemas.microsoft.com/office/word/2010/wordprocessingGroup" xmlns:wpi="http://schemas.microsoft.com/office/word/2010/wordprocessingInk" xmlns:wne="http://schemas.microsoft.com/office/word/2006/wordml" xmlns:wps="http://schemas.microsoft.com/office/word/2010/wordprocessingShape" mc:Ignorable="w14 w15 w16se w16cid w16 w16cex w16sdtdh w16sdtfl w16du wp14">
+<w:document xmlns:wpc="http://schemas.microsoft.com/office/word/2010/wordprocessingCanvas" xmlns:cx="http://schemas.microsoft.com/office/drawing/2014/chartex" xmlns:cx1="http://schemas.microsoft.com/office/drawing/2015/9/8/chartex" xmlns:cx2="http://schemas.microsoft.com/office/drawing/2015/10/21/chartex" xmlns:cx3="http://schemas.microsoft.com/office/drawing/2016/5/9/chartex" xmlns:cx4="http://schemas.microsoft.com/office/drawing/2016/5/10/chartex" xmlns:cx5="http://schemas.microsoft.com/office/drawing/2016/5/11/chartex" xmlns:cx6="http://schemas.microsoft.com/office/drawing/2016/5/12/chartex" xmlns:cx7="http://schemas.microsoft.com/office/drawing/2016/5/13/chartex" xmlns:cx8="http://schemas.microsoft.com/office/drawing/2016/5/14/chartex" xmlns:mc="http://schemas.openxmlformats.org/markup-compatibility/2006" xmlns:aink="http://schemas.microsoft.com/office/drawing/2016/ink" xmlns:am3d="http://schemas.microsoft.com/office/drawing/2017/model3d" xmlns:o="urn:schemas-microsoft-com:office:office" xmlns:oel="http://schemas.microsoft.com/office/2019/extlst" xmlns:r="http://schemas.openxmlformats.org/officeDocument/2006/relationships" xmlns:m="http://schemas.openxmlformats.org/officeDocument/2006/math" xmlns:v="urn:schemas-microsoft-com:vml" xmlns:wp14="http://schemas.microsoft.com/office/word/2010/wordprocessingDrawing" xmlns:wp="http://schemas.openxmlformats.org/drawingml/2006/wordprocessingDrawing" xmlns:w10="urn:schemas-microsoft-com:office:word" xmlns:w="http://schemas.openxmlformats.org/wordprocessingml/2006/main" xmlns:w14="http://schemas.microsoft.com/office/word/2010/wordml" xmlns:w15="http://schemas.microsoft.com/office/word/2012/wordml" xmlns:w16cex="http://schemas.microsoft.com/office/word/2018/wordml/cex" xmlns:w16cid="http://schemas.microsoft.com/office/word/2016/wordml/cid" xmlns:w16="http://schemas.microsoft.com/office/word/2018/wordml" xmlns:w16du="http://schemas.microsoft.com/office/word/2023/wordml/word16du" xmlns:w16sdtdh="http://schemas.microsoft.com/office/word/2020/wordml/sdtdatahash" xmlns:w16sdtfl="http://schemas.microsoft.com/office/word/2024/wordml/sdtformatlock" xmlns:w16se="http://schemas.microsoft.com/office/word/2015/wordml/symex" xmlns:wpg="http://schemas.microsoft.com/office/word/2010/wordprocessingGroup" xmlns:wpi="http://schemas.microsoft.com/office/word/2010/wordprocessingInk" xmlns:wne="http://schemas.microsoft.com/office/word/2006/wordml" xmlns:wps="http://schemas.microsoft.com/office/word/2010/wordprocessingShape" mc:Ignorable="w14 w15 w16se w16cid w16 w16cex w16sdtdh w16sdtfl w16du wp14">
   <w:body>
     <w:p>
       <w:pPr>
@@ -119,7 +119,7 @@
               </wp:anchor>
             </w:drawing>
           </mc:Choice>
-          <mc:Fallback>
+          <mc:Fallback xmlns:w16cei="http://schemas.microsoft.com/office/word/2026/wordml/cei">
             <w:pict>
               <v:shape w14:anchorId="7DE6CF6E" id="Graphic 1" o:spid="_x0000_s1026" style="position:absolute;margin-left:24.6pt;margin-top:39.2pt;width:542.2pt;height:773.3pt;z-index:-15798272;visibility:visible;mso-wrap-style:square;mso-wrap-distance-left:0;mso-wrap-distance-top:0;mso-wrap-distance-right:0;mso-wrap-distance-bottom:0;mso-position-horizontal:absolute;mso-position-horizontal-relative:page;mso-position-vertical:absolute;mso-position-vertical-relative:page;v-text-anchor:top" coordsize="6885940,9820910" o:gfxdata="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" path="m6885432,r-6096,l6879336,6350r,9808210l6096,9814560,6096,6350r6873240,l6879336,,,,,6350,,9814560r,6350l6885432,9820910r,-6350l6885432,xe" fillcolor="black" stroked="f">
                 <v:path arrowok="t"/>
@@ -237,7 +237,7 @@
               </wp:anchor>
             </w:drawing>
           </mc:Choice>
-          <mc:Fallback>
+          <mc:Fallback xmlns:w16cei="http://schemas.microsoft.com/office/word/2026/wordml/cei">
             <w:pict>
               <v:shape w14:anchorId="4E4384EE" id="Graphic 2" o:spid="_x0000_s1026" style="position:absolute;margin-left:24.6pt;margin-top:39.2pt;width:542.2pt;height:773.3pt;z-index:-15797760;visibility:visible;mso-wrap-style:square;mso-wrap-distance-left:0;mso-wrap-distance-top:0;mso-wrap-distance-right:0;mso-wrap-distance-bottom:0;mso-position-horizontal:absolute;mso-position-horizontal-relative:page;mso-position-vertical:absolute;mso-position-vertical-relative:page;v-text-anchor:top" coordsize="6885940,9820910" o:gfxdata="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" path="m6885432,r-6096,l6879336,6350r,9808210l6096,9814560,6096,6350r6873240,l6879336,,,,,6350,,9814560r,6350l6885432,9820910r,-6350l6885432,xe" fillcolor="black" stroked="f">
                 <v:path arrowok="t"/>
@@ -593,7 +593,7 @@
               </wp:anchor>
             </w:drawing>
           </mc:Choice>
-          <mc:Fallback>
+          <mc:Fallback xmlns:w16cei="http://schemas.microsoft.com/office/word/2026/wordml/cei">
             <w:pict>
               <v:shape w14:anchorId="63A73810" id="Graphic 3" o:spid="_x0000_s1026" style="position:absolute;margin-left:44.1pt;margin-top:12.15pt;width:509.3pt;height:3.55pt;z-index:-15728640;visibility:visible;mso-wrap-style:square;mso-wrap-distance-left:0;mso-wrap-distance-top:0;mso-wrap-distance-right:0;mso-wrap-distance-bottom:0;mso-position-horizontal:absolute;mso-position-horizontal-relative:page;mso-position-vertical:absolute;mso-position-vertical-relative:text;v-text-anchor:top" coordsize="6468110,45085" o:gfxdata="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" path="m,l6467525,45084e" filled="f" strokecolor="#001f5f" strokeweight="1.5pt">
                 <v:path arrowok="t"/>
@@ -887,7 +887,7 @@
               </wp:anchor>
             </w:drawing>
           </mc:Choice>
-          <mc:Fallback>
+          <mc:Fallback xmlns:w16cei="http://schemas.microsoft.com/office/word/2026/wordml/cei">
             <w:pict>
               <v:shape w14:anchorId="66074F20" id="Graphic 4" o:spid="_x0000_s1026" style="position:absolute;margin-left:24.6pt;margin-top:39.2pt;width:542.2pt;height:773.3pt;z-index:-15726592;visibility:visible;mso-wrap-style:square;mso-wrap-distance-left:0;mso-wrap-distance-top:0;mso-wrap-distance-right:0;mso-wrap-distance-bottom:0;mso-position-horizontal:absolute;mso-position-horizontal-relative:page;mso-position-vertical:absolute;mso-position-vertical-relative:page;v-text-anchor:top" coordsize="6885940,9820910" o:gfxdata="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" path="m6885432,r-6096,l6879336,6350r,9808210l6096,9814560,6096,6350r6873240,l6879336,,,,,6350,,9814560r,6350l6885432,9820910r,-6350l6885432,xe" fillcolor="black" stroked="f">
                 <v:path arrowok="t"/>
@@ -1003,7 +1003,7 @@
               </wp:anchor>
             </w:drawing>
           </mc:Choice>
-          <mc:Fallback>
+          <mc:Fallback xmlns:w16cei="http://schemas.microsoft.com/office/word/2026/wordml/cei">
             <w:pict>
               <v:shape w14:anchorId="5E8E1156" id="Graphic 5" o:spid="_x0000_s1026" style="position:absolute;margin-left:24.6pt;margin-top:39.2pt;width:542.2pt;height:773.3pt;z-index:-15725568;visibility:visible;mso-wrap-style:square;mso-wrap-distance-left:0;mso-wrap-distance-top:0;mso-wrap-distance-right:0;mso-wrap-distance-bottom:0;mso-position-horizontal:absolute;mso-position-horizontal-relative:page;mso-position-vertical:absolute;mso-position-vertical-relative:page;v-text-anchor:top" coordsize="6885940,9820910" o:gfxdata="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" path="m6885432,r-6096,l6879336,6350r,9808210l6096,9814560,6096,6350r6873240,l6879336,,,,,6350,,9814560r,6350l6885432,9820910r,-6350l6885432,xe" fillcolor="black" stroked="f">
                 <v:path arrowok="t"/>
@@ -3557,23 +3557,13 @@
                 <w:sz w:val="24"/>
               </w:rPr>
             </w:pPr>
-            <w:proofErr w:type="gramStart"/>
             <w:r>
               <w:rPr>
                 <w:b/>
                 <w:color w:val="808080"/>
                 <w:sz w:val="24"/>
               </w:rPr>
-              <w:t>Bachelor’s</w:t>
-            </w:r>
-            <w:proofErr w:type="gramEnd"/>
-            <w:r>
-              <w:rPr>
-                <w:b/>
-                <w:color w:val="808080"/>
-                <w:sz w:val="24"/>
-              </w:rPr>
-              <w:t xml:space="preserve"> in information technology</w:t>
+              <w:t>Bachelor’s in information technology</w:t>
             </w:r>
             <w:r>
               <w:rPr>
@@ -3870,6 +3860,32 @@
           <w:color w:val="001F5F"/>
           <w:sz w:val="24"/>
         </w:rPr>
+        <w:t>Full Stack Mern Development Bootcamp(EMC)</w:t>
+      </w:r>
+    </w:p>
+    <w:p>
+      <w:pPr>
+        <w:pStyle w:val="ListParagraph"/>
+        <w:numPr>
+          <w:ilvl w:val="0"/>
+          <w:numId w:val="1"/>
+        </w:numPr>
+        <w:tabs>
+          <w:tab w:val="left" w:pos="837"/>
+        </w:tabs>
+        <w:spacing w:line="293" w:lineRule="exact"/>
+        <w:ind w:left="837" w:hanging="359"/>
+        <w:rPr>
+          <w:rFonts w:ascii="Symbol" w:hAnsi="Symbol"/>
+          <w:color w:val="001F5F"/>
+          <w:sz w:val="24"/>
+        </w:rPr>
+      </w:pPr>
+      <w:r>
+        <w:rPr>
+          <w:color w:val="001F5F"/>
+          <w:sz w:val="24"/>
+        </w:rPr>
         <w:t>React.js</w:t>
       </w:r>
       <w:r>
@@ -4347,7 +4363,7 @@
 </file>
 
 <file path=word/numbering.xml><?xml version="1.0" encoding="utf-8"?>
-<w:numbering xmlns:wpc="http://schemas.microsoft.com/office/word/2010/wordprocessingCanvas" xmlns:cx="http://schemas.microsoft.com/office/drawing/2014/chartex" xmlns:cx1="http://schemas.microsoft.com/office/drawing/2015/9/8/chartex" xmlns:cx2="http://schemas.microsoft.com/office/drawing/2015/10/21/chartex" xmlns:cx3="http://schemas.microsoft.com/office/drawing/2016/5/9/chartex" xmlns:cx4="http://schemas.microsoft.com/office/drawing/2016/5/10/chartex" xmlns:cx5="http://schemas.microsoft.com/office/drawing/2016/5/11/chartex" xmlns:cx6="http://schemas.microsoft.com/office/drawing/2016/5/12/chartex" xmlns:cx7="http://schemas.microsoft.com/office/drawing/2016/5/13/chartex" xmlns:cx8="http://schemas.microsoft.com/office/drawing/2016/5/14/chartex" xmlns:mc="http://schemas.openxmlformats.org/markup-compatibility/2006" xmlns:aink="http://schemas.microsoft.com/office/drawing/2016/ink" xmlns:am3d="http://schemas.microsoft.com/office/drawing/2017/model3d" xmlns:o="urn:schemas-microsoft-com:office:office" xmlns:oel="http://schemas.microsoft.com/office/2019/extlst" xmlns:r="http://schemas.openxmlformats.org/officeDocument/2006/relationships" xmlns:m="http://schemas.openxmlformats.org/officeDocument/2006/math" xmlns:v="urn:schemas-microsoft-com:vml" xmlns:wp14="http://schemas.microsoft.com/office/word/2010/wordprocessingDrawing" xmlns:wp="http://schemas.openxmlformats.org/drawingml/2006/wordprocessingDrawing" xmlns:w10="urn:schemas-microsoft-com:office:word" xmlns:w="http://schemas.openxmlformats.org/wordprocessingml/2006/main" xmlns:w14="http://schemas.microsoft.com/office/word/2010/wordml" xmlns:w15="http://schemas.microsoft.com/office/word/2012/wordml" xmlns:w16cei="http://schemas.microsoft.com/office/word/2026/wordml/cei" xmlns:w16cex="http://schemas.microsoft.com/office/word/2018/wordml/cex" xmlns:w16cid="http://schemas.microsoft.com/office/word/2016/wordml/cid" xmlns:w16="http://schemas.microsoft.com/office/word/2018/wordml" xmlns:w16du="http://schemas.microsoft.com/office/word/2023/wordml/word16du" xmlns:w16sdtdh="http://schemas.microsoft.com/office/word/2020/wordml/sdtdatahash" xmlns:w16sdtfl="http://schemas.microsoft.com/office/word/2024/wordml/sdtformatlock" xmlns:w16se="http://schemas.microsoft.com/office/word/2015/wordml/symex" xmlns:wpg="http://schemas.microsoft.com/office/word/2010/wordprocessingGroup" xmlns:wpi="http://schemas.microsoft.com/office/word/2010/wordprocessingInk" xmlns:wne="http://schemas.microsoft.com/office/word/2006/wordml" xmlns:wps="http://schemas.microsoft.com/office/word/2010/wordprocessingShape" mc:Ignorable="w14 w15 w16se w16cid w16 w16cex w16sdtdh w16sdtfl w16du wp14">
+<w:numbering xmlns:wpc="http://schemas.microsoft.com/office/word/2010/wordprocessingCanvas" xmlns:cx="http://schemas.microsoft.com/office/drawing/2014/chartex" xmlns:cx1="http://schemas.microsoft.com/office/drawing/2015/9/8/chartex" xmlns:cx2="http://schemas.microsoft.com/office/drawing/2015/10/21/chartex" xmlns:cx3="http://schemas.microsoft.com/office/drawing/2016/5/9/chartex" xmlns:cx4="http://schemas.microsoft.com/office/drawing/2016/5/10/chartex" xmlns:cx5="http://schemas.microsoft.com/office/drawing/2016/5/11/chartex" xmlns:cx6="http://schemas.microsoft.com/office/drawing/2016/5/12/chartex" xmlns:cx7="http://schemas.microsoft.com/office/drawing/2016/5/13/chartex" xmlns:cx8="http://schemas.microsoft.com/office/drawing/2016/5/14/chartex" xmlns:mc="http://schemas.openxmlformats.org/markup-compatibility/2006" xmlns:aink="http://schemas.microsoft.com/office/drawing/2016/ink" xmlns:am3d="http://schemas.microsoft.com/office/drawing/2017/model3d" xmlns:o="urn:schemas-microsoft-com:office:office" xmlns:oel="http://schemas.microsoft.com/office/2019/extlst" xmlns:r="http://schemas.openxmlformats.org/officeDocument/2006/relationships" xmlns:m="http://schemas.openxmlformats.org/officeDocument/2006/math" xmlns:v="urn:schemas-microsoft-com:vml" xmlns:wp14="http://schemas.microsoft.com/office/word/2010/wordprocessingDrawing" xmlns:wp="http://schemas.openxmlformats.org/drawingml/2006/wordprocessingDrawing" xmlns:w10="urn:schemas-microsoft-com:office:word" xmlns:w="http://schemas.openxmlformats.org/wordprocessingml/2006/main" xmlns:w14="http://schemas.microsoft.com/office/word/2010/wordml" xmlns:w15="http://schemas.microsoft.com/office/word/2012/wordml" xmlns:w16cex="http://schemas.microsoft.com/office/word/2018/wordml/cex" xmlns:w16cid="http://schemas.microsoft.com/office/word/2016/wordml/cid" xmlns:w16="http://schemas.microsoft.com/office/word/2018/wordml" xmlns:w16du="http://schemas.microsoft.com/office/word/2023/wordml/word16du" xmlns:w16sdtdh="http://schemas.microsoft.com/office/word/2020/wordml/sdtdatahash" xmlns:w16sdtfl="http://schemas.microsoft.com/office/word/2024/wordml/sdtformatlock" xmlns:w16se="http://schemas.microsoft.com/office/word/2015/wordml/symex" xmlns:wpg="http://schemas.microsoft.com/office/word/2010/wordprocessingGroup" xmlns:wpi="http://schemas.microsoft.com/office/word/2010/wordprocessingInk" xmlns:wne="http://schemas.microsoft.com/office/word/2006/wordml" xmlns:wps="http://schemas.microsoft.com/office/word/2010/wordprocessingShape" mc:Ignorable="w14 w15 w16se w16cid w16 w16cex w16sdtdh w16sdtfl w16du wp14">
   <w:abstractNum w:abstractNumId="0" w15:restartNumberingAfterBreak="0">
     <w:nsid w:val="35304209"/>
     <w:multiLevelType w:val="hybridMultilevel"/>
